--- a/BlockBreaker/GDD.docx
+++ b/BlockBreaker/GDD.docx
@@ -29,7 +29,7 @@
     </w:p>
     <w:p>
       <w:r>
-        <w:t>Blah blah</w:t>
+        <w:t>A simple arcade-style block breaking game where the player controls a paddle at the bottom of the screen and uses it to bounce a ball upward to destroy blocks. When the ball hits a block, the block disappears and the player earns points. The player must keep the ball from falling off the bottom of the screen by moving the paddle left and right. The level is completed when all blocks are destroyed.</w:t>
       </w:r>
     </w:p>
     <w:p>
@@ -42,10 +42,112 @@
     </w:p>
     <w:p>
       <w:r>
-        <w:t>This game is the best</w:t>
-      </w:r>
-      <w:r>
-        <w:t>.</w:t>
+        <w:t xml:space="preserve">A modern version of the classic arcade game </w:t>
+      </w:r>
+      <w:r>
+        <w:rPr>
+          <w:i/>
+          <w:iCs/>
+        </w:rPr>
+        <w:t>Breakout</w:t>
+      </w:r>
+      <w:r>
+        <w:t>. The player controls a paddle to bounce a ball and destroy all blocks on the screen while preventing the ball from falling off the bottom.</w:t>
+      </w:r>
+      <w:r>
+        <w:t xml:space="preserve"> We use efficient use of code architecture to allow rapid addition of variations for further replay ability and easy updates.</w:t>
+      </w:r>
+    </w:p>
+    <w:p>
+      <w:pPr>
+        <w:pStyle w:val="Heading2"/>
+      </w:pPr>
+      <w:r>
+        <w:t>Core Mechanics</w:t>
+      </w:r>
+    </w:p>
+    <w:p>
+      <w:pPr>
+        <w:pStyle w:val="ListParagraph"/>
+        <w:numPr>
+          <w:ilvl w:val="0"/>
+          <w:numId w:val="1"/>
+        </w:numPr>
+      </w:pPr>
+      <w:r>
+        <w:t>Paddle moves left/right</w:t>
+      </w:r>
+    </w:p>
+    <w:p>
+      <w:pPr>
+        <w:pStyle w:val="ListParagraph"/>
+        <w:numPr>
+          <w:ilvl w:val="0"/>
+          <w:numId w:val="1"/>
+        </w:numPr>
+      </w:pPr>
+      <w:r>
+        <w:t>Ball bounces off walls and other objects</w:t>
+      </w:r>
+    </w:p>
+    <w:p>
+      <w:pPr>
+        <w:pStyle w:val="ListParagraph"/>
+        <w:numPr>
+          <w:ilvl w:val="0"/>
+          <w:numId w:val="1"/>
+        </w:numPr>
+      </w:pPr>
+      <w:r>
+        <w:t>Blocks take 1 damage when hit. Blocks with 0 HP are destroyed</w:t>
+      </w:r>
+    </w:p>
+    <w:p>
+      <w:pPr>
+        <w:pStyle w:val="ListParagraph"/>
+        <w:numPr>
+          <w:ilvl w:val="0"/>
+          <w:numId w:val="1"/>
+        </w:numPr>
+      </w:pPr>
+      <w:r>
+        <w:t>Most starting blocks have 1 hp</w:t>
+      </w:r>
+    </w:p>
+    <w:p>
+      <w:pPr>
+        <w:pStyle w:val="ListParagraph"/>
+        <w:numPr>
+          <w:ilvl w:val="0"/>
+          <w:numId w:val="1"/>
+        </w:numPr>
+      </w:pPr>
+      <w:r>
+        <w:t>Some blocks drop power ups.</w:t>
+      </w:r>
+    </w:p>
+    <w:p>
+      <w:pPr>
+        <w:pStyle w:val="ListParagraph"/>
+        <w:numPr>
+          <w:ilvl w:val="0"/>
+          <w:numId w:val="1"/>
+        </w:numPr>
+      </w:pPr>
+      <w:r>
+        <w:t>Win condition, destroy all the blocks</w:t>
+      </w:r>
+    </w:p>
+    <w:p>
+      <w:pPr>
+        <w:pStyle w:val="ListParagraph"/>
+        <w:numPr>
+          <w:ilvl w:val="0"/>
+          <w:numId w:val="1"/>
+        </w:numPr>
+      </w:pPr>
+      <w:r>
+        <w:t>Lose condition, ball falls off screen.</w:t>
       </w:r>
     </w:p>
     <w:p>
@@ -66,7 +168,7 @@
     </w:p>
     <w:p>
       <w:r>
-        <w:t>blah</w:t>
+        <w:t>Casual players who enjoy simple arcade-style games. The game is suitable for beginners and people who want a short, easy-to-understand game.</w:t>
       </w:r>
     </w:p>
     <w:p>
@@ -78,26 +180,54 @@
       </w:r>
     </w:p>
     <w:p>
-      <w:proofErr w:type="spellStart"/>
-      <w:r>
-        <w:t>blagh</w:t>
-      </w:r>
-      <w:proofErr w:type="spellEnd"/>
+      <w:r>
+        <w:t>Destroy all the blocks in the level by bouncing the ball with the paddle. The player must keep the ball in play and avoid letting it fall off the bottom of the screen.</w:t>
+      </w:r>
+    </w:p>
+    <w:p>
+      <w:pPr>
+        <w:pStyle w:val="Heading2"/>
+      </w:pPr>
+      <w:r>
+        <w:t>Controls / User Input</w:t>
+      </w:r>
+    </w:p>
+    <w:p>
+      <w:pPr>
+        <w:pStyle w:val="ListParagraph"/>
+        <w:numPr>
+          <w:ilvl w:val="0"/>
+          <w:numId w:val="2"/>
+        </w:numPr>
+      </w:pPr>
+      <w:r>
+        <w:t>Arrow keys move paddle left and right</w:t>
+      </w:r>
+    </w:p>
+    <w:p>
+      <w:pPr>
+        <w:pStyle w:val="ListParagraph"/>
+        <w:numPr>
+          <w:ilvl w:val="0"/>
+          <w:numId w:val="2"/>
+        </w:numPr>
+      </w:pPr>
+      <w:r>
+        <w:t>Space bar launches ball</w:t>
+      </w:r>
     </w:p>
     <w:p>
       <w:pPr>
         <w:pStyle w:val="Heading1"/>
       </w:pPr>
       <w:r>
+        <w:lastRenderedPageBreak/>
         <w:t>Testing</w:t>
       </w:r>
     </w:p>
     <w:p>
       <w:r>
-        <w:t>Get a friend to test the game</w:t>
-      </w:r>
-      <w:r>
-        <w:t>, after I have tested it myself</w:t>
+        <w:t>Get a friend to test the game after you have tested it yourself. Ask them to check if the controls feel responsive, if the ball behaviour feels fair, and whether the objective of the game is clear.</w:t>
       </w:r>
     </w:p>
     <w:sectPr>
@@ -108,6 +238,243 @@
     </w:sectPr>
   </w:body>
 </w:document>
+</file>
+
+<file path=word/numbering.xml><?xml version="1.0" encoding="utf-8"?>
+<w:numbering xmlns:wpc="http://schemas.microsoft.com/office/word/2010/wordprocessingCanvas" xmlns:cx="http://schemas.microsoft.com/office/drawing/2014/chartex" xmlns:cx1="http://schemas.microsoft.com/office/drawing/2015/9/8/chartex" xmlns:cx2="http://schemas.microsoft.com/office/drawing/2015/10/21/chartex" xmlns:cx3="http://schemas.microsoft.com/office/drawing/2016/5/9/chartex" xmlns:cx4="http://schemas.microsoft.com/office/drawing/2016/5/10/chartex" xmlns:cx5="http://schemas.microsoft.com/office/drawing/2016/5/11/chartex" xmlns:cx6="http://schemas.microsoft.com/office/drawing/2016/5/12/chartex" xmlns:cx7="http://schemas.microsoft.com/office/drawing/2016/5/13/chartex" xmlns:cx8="http://schemas.microsoft.com/office/drawing/2016/5/14/chartex" xmlns:mc="http://schemas.openxmlformats.org/markup-compatibility/2006" xmlns:aink="http://schemas.microsoft.com/office/drawing/2016/ink" xmlns:am3d="http://schemas.microsoft.com/office/drawing/2017/model3d" xmlns:o="urn:schemas-microsoft-com:office:office" xmlns:oel="http://schemas.microsoft.com/office/2019/extlst" xmlns:r="http://schemas.openxmlformats.org/officeDocument/2006/relationships" xmlns:m="http://schemas.openxmlformats.org/officeDocument/2006/math" xmlns:v="urn:schemas-microsoft-com:vml" xmlns:wp14="http://schemas.microsoft.com/office/word/2010/wordprocessingDrawing" xmlns:wp="http://schemas.openxmlformats.org/drawingml/2006/wordprocessingDrawing" xmlns:w10="urn:schemas-microsoft-com:office:word" xmlns:w="http://schemas.openxmlformats.org/wordprocessingml/2006/main" xmlns:w14="http://schemas.microsoft.com/office/word/2010/wordml" xmlns:w15="http://schemas.microsoft.com/office/word/2012/wordml" xmlns:w16cex="http://schemas.microsoft.com/office/word/2018/wordml/cex" xmlns:w16cid="http://schemas.microsoft.com/office/word/2016/wordml/cid" xmlns:w16="http://schemas.microsoft.com/office/word/2018/wordml" xmlns:w16du="http://schemas.microsoft.com/office/word/2023/wordml/word16du" xmlns:w16sdtdh="http://schemas.microsoft.com/office/word/2020/wordml/sdtdatahash" xmlns:w16sdtfl="http://schemas.microsoft.com/office/word/2024/wordml/sdtformatlock" xmlns:w16se="http://schemas.microsoft.com/office/word/2015/wordml/symex" xmlns:wpg="http://schemas.microsoft.com/office/word/2010/wordprocessingGroup" xmlns:wpi="http://schemas.microsoft.com/office/word/2010/wordprocessingInk" xmlns:wne="http://schemas.microsoft.com/office/word/2006/wordml" xmlns:wps="http://schemas.microsoft.com/office/word/2010/wordprocessingShape" mc:Ignorable="w14 w15 w16se w16cid w16 w16cex w16sdtdh w16sdtfl w16du wp14">
+  <w:abstractNum w:abstractNumId="0" w15:restartNumberingAfterBreak="0">
+    <w:nsid w:val="12C53FF6"/>
+    <w:multiLevelType w:val="hybridMultilevel"/>
+    <w:tmpl w:val="0D304396"/>
+    <w:lvl w:ilvl="0" w:tplc="08090001">
+      <w:start w:val="1"/>
+      <w:numFmt w:val="bullet"/>
+      <w:lvlText w:val=""/>
+      <w:lvlJc w:val="left"/>
+      <w:pPr>
+        <w:ind w:left="720" w:hanging="360"/>
+      </w:pPr>
+      <w:rPr>
+        <w:rFonts w:ascii="Symbol" w:hAnsi="Symbol" w:hint="default"/>
+      </w:rPr>
+    </w:lvl>
+    <w:lvl w:ilvl="1" w:tplc="08090003" w:tentative="1">
+      <w:start w:val="1"/>
+      <w:numFmt w:val="bullet"/>
+      <w:lvlText w:val="o"/>
+      <w:lvlJc w:val="left"/>
+      <w:pPr>
+        <w:ind w:left="1440" w:hanging="360"/>
+      </w:pPr>
+      <w:rPr>
+        <w:rFonts w:ascii="Courier New" w:hAnsi="Courier New" w:cs="Courier New" w:hint="default"/>
+      </w:rPr>
+    </w:lvl>
+    <w:lvl w:ilvl="2" w:tplc="08090005" w:tentative="1">
+      <w:start w:val="1"/>
+      <w:numFmt w:val="bullet"/>
+      <w:lvlText w:val=""/>
+      <w:lvlJc w:val="left"/>
+      <w:pPr>
+        <w:ind w:left="2160" w:hanging="360"/>
+      </w:pPr>
+      <w:rPr>
+        <w:rFonts w:ascii="Wingdings" w:hAnsi="Wingdings" w:hint="default"/>
+      </w:rPr>
+    </w:lvl>
+    <w:lvl w:ilvl="3" w:tplc="08090001" w:tentative="1">
+      <w:start w:val="1"/>
+      <w:numFmt w:val="bullet"/>
+      <w:lvlText w:val=""/>
+      <w:lvlJc w:val="left"/>
+      <w:pPr>
+        <w:ind w:left="2880" w:hanging="360"/>
+      </w:pPr>
+      <w:rPr>
+        <w:rFonts w:ascii="Symbol" w:hAnsi="Symbol" w:hint="default"/>
+      </w:rPr>
+    </w:lvl>
+    <w:lvl w:ilvl="4" w:tplc="08090003" w:tentative="1">
+      <w:start w:val="1"/>
+      <w:numFmt w:val="bullet"/>
+      <w:lvlText w:val="o"/>
+      <w:lvlJc w:val="left"/>
+      <w:pPr>
+        <w:ind w:left="3600" w:hanging="360"/>
+      </w:pPr>
+      <w:rPr>
+        <w:rFonts w:ascii="Courier New" w:hAnsi="Courier New" w:cs="Courier New" w:hint="default"/>
+      </w:rPr>
+    </w:lvl>
+    <w:lvl w:ilvl="5" w:tplc="08090005" w:tentative="1">
+      <w:start w:val="1"/>
+      <w:numFmt w:val="bullet"/>
+      <w:lvlText w:val=""/>
+      <w:lvlJc w:val="left"/>
+      <w:pPr>
+        <w:ind w:left="4320" w:hanging="360"/>
+      </w:pPr>
+      <w:rPr>
+        <w:rFonts w:ascii="Wingdings" w:hAnsi="Wingdings" w:hint="default"/>
+      </w:rPr>
+    </w:lvl>
+    <w:lvl w:ilvl="6" w:tplc="08090001" w:tentative="1">
+      <w:start w:val="1"/>
+      <w:numFmt w:val="bullet"/>
+      <w:lvlText w:val=""/>
+      <w:lvlJc w:val="left"/>
+      <w:pPr>
+        <w:ind w:left="5040" w:hanging="360"/>
+      </w:pPr>
+      <w:rPr>
+        <w:rFonts w:ascii="Symbol" w:hAnsi="Symbol" w:hint="default"/>
+      </w:rPr>
+    </w:lvl>
+    <w:lvl w:ilvl="7" w:tplc="08090003" w:tentative="1">
+      <w:start w:val="1"/>
+      <w:numFmt w:val="bullet"/>
+      <w:lvlText w:val="o"/>
+      <w:lvlJc w:val="left"/>
+      <w:pPr>
+        <w:ind w:left="5760" w:hanging="360"/>
+      </w:pPr>
+      <w:rPr>
+        <w:rFonts w:ascii="Courier New" w:hAnsi="Courier New" w:cs="Courier New" w:hint="default"/>
+      </w:rPr>
+    </w:lvl>
+    <w:lvl w:ilvl="8" w:tplc="08090005" w:tentative="1">
+      <w:start w:val="1"/>
+      <w:numFmt w:val="bullet"/>
+      <w:lvlText w:val=""/>
+      <w:lvlJc w:val="left"/>
+      <w:pPr>
+        <w:ind w:left="6480" w:hanging="360"/>
+      </w:pPr>
+      <w:rPr>
+        <w:rFonts w:ascii="Wingdings" w:hAnsi="Wingdings" w:hint="default"/>
+      </w:rPr>
+    </w:lvl>
+  </w:abstractNum>
+  <w:abstractNum w:abstractNumId="1" w15:restartNumberingAfterBreak="0">
+    <w:nsid w:val="22997680"/>
+    <w:multiLevelType w:val="hybridMultilevel"/>
+    <w:tmpl w:val="E076B2B8"/>
+    <w:lvl w:ilvl="0" w:tplc="08090001">
+      <w:start w:val="1"/>
+      <w:numFmt w:val="bullet"/>
+      <w:lvlText w:val=""/>
+      <w:lvlJc w:val="left"/>
+      <w:pPr>
+        <w:ind w:left="720" w:hanging="360"/>
+      </w:pPr>
+      <w:rPr>
+        <w:rFonts w:ascii="Symbol" w:hAnsi="Symbol" w:hint="default"/>
+      </w:rPr>
+    </w:lvl>
+    <w:lvl w:ilvl="1" w:tplc="08090003" w:tentative="1">
+      <w:start w:val="1"/>
+      <w:numFmt w:val="bullet"/>
+      <w:lvlText w:val="o"/>
+      <w:lvlJc w:val="left"/>
+      <w:pPr>
+        <w:ind w:left="1440" w:hanging="360"/>
+      </w:pPr>
+      <w:rPr>
+        <w:rFonts w:ascii="Courier New" w:hAnsi="Courier New" w:cs="Courier New" w:hint="default"/>
+      </w:rPr>
+    </w:lvl>
+    <w:lvl w:ilvl="2" w:tplc="08090005" w:tentative="1">
+      <w:start w:val="1"/>
+      <w:numFmt w:val="bullet"/>
+      <w:lvlText w:val=""/>
+      <w:lvlJc w:val="left"/>
+      <w:pPr>
+        <w:ind w:left="2160" w:hanging="360"/>
+      </w:pPr>
+      <w:rPr>
+        <w:rFonts w:ascii="Wingdings" w:hAnsi="Wingdings" w:hint="default"/>
+      </w:rPr>
+    </w:lvl>
+    <w:lvl w:ilvl="3" w:tplc="08090001" w:tentative="1">
+      <w:start w:val="1"/>
+      <w:numFmt w:val="bullet"/>
+      <w:lvlText w:val=""/>
+      <w:lvlJc w:val="left"/>
+      <w:pPr>
+        <w:ind w:left="2880" w:hanging="360"/>
+      </w:pPr>
+      <w:rPr>
+        <w:rFonts w:ascii="Symbol" w:hAnsi="Symbol" w:hint="default"/>
+      </w:rPr>
+    </w:lvl>
+    <w:lvl w:ilvl="4" w:tplc="08090003" w:tentative="1">
+      <w:start w:val="1"/>
+      <w:numFmt w:val="bullet"/>
+      <w:lvlText w:val="o"/>
+      <w:lvlJc w:val="left"/>
+      <w:pPr>
+        <w:ind w:left="3600" w:hanging="360"/>
+      </w:pPr>
+      <w:rPr>
+        <w:rFonts w:ascii="Courier New" w:hAnsi="Courier New" w:cs="Courier New" w:hint="default"/>
+      </w:rPr>
+    </w:lvl>
+    <w:lvl w:ilvl="5" w:tplc="08090005" w:tentative="1">
+      <w:start w:val="1"/>
+      <w:numFmt w:val="bullet"/>
+      <w:lvlText w:val=""/>
+      <w:lvlJc w:val="left"/>
+      <w:pPr>
+        <w:ind w:left="4320" w:hanging="360"/>
+      </w:pPr>
+      <w:rPr>
+        <w:rFonts w:ascii="Wingdings" w:hAnsi="Wingdings" w:hint="default"/>
+      </w:rPr>
+    </w:lvl>
+    <w:lvl w:ilvl="6" w:tplc="08090001" w:tentative="1">
+      <w:start w:val="1"/>
+      <w:numFmt w:val="bullet"/>
+      <w:lvlText w:val=""/>
+      <w:lvlJc w:val="left"/>
+      <w:pPr>
+        <w:ind w:left="5040" w:hanging="360"/>
+      </w:pPr>
+      <w:rPr>
+        <w:rFonts w:ascii="Symbol" w:hAnsi="Symbol" w:hint="default"/>
+      </w:rPr>
+    </w:lvl>
+    <w:lvl w:ilvl="7" w:tplc="08090003" w:tentative="1">
+      <w:start w:val="1"/>
+      <w:numFmt w:val="bullet"/>
+      <w:lvlText w:val="o"/>
+      <w:lvlJc w:val="left"/>
+      <w:pPr>
+        <w:ind w:left="5760" w:hanging="360"/>
+      </w:pPr>
+      <w:rPr>
+        <w:rFonts w:ascii="Courier New" w:hAnsi="Courier New" w:cs="Courier New" w:hint="default"/>
+      </w:rPr>
+    </w:lvl>
+    <w:lvl w:ilvl="8" w:tplc="08090005" w:tentative="1">
+      <w:start w:val="1"/>
+      <w:numFmt w:val="bullet"/>
+      <w:lvlText w:val=""/>
+      <w:lvlJc w:val="left"/>
+      <w:pPr>
+        <w:ind w:left="6480" w:hanging="360"/>
+      </w:pPr>
+      <w:rPr>
+        <w:rFonts w:ascii="Wingdings" w:hAnsi="Wingdings" w:hint="default"/>
+      </w:rPr>
+    </w:lvl>
+  </w:abstractNum>
+  <w:num w:numId="1" w16cid:durableId="1365208271">
+    <w:abstractNumId w:val="1"/>
+  </w:num>
+  <w:num w:numId="2" w16cid:durableId="1380280680">
+    <w:abstractNumId w:val="0"/>
+  </w:num>
+</w:numbering>
 </file>
 
 <file path=word/styles.xml><?xml version="1.0" encoding="utf-8"?>
@@ -712,7 +1079,6 @@
   <w:style w:type="character" w:default="1" w:styleId="DefaultParagraphFont">
     <w:name w:val="Default Paragraph Font"/>
     <w:uiPriority w:val="1"/>
-    <w:semiHidden/>
     <w:unhideWhenUsed/>
   </w:style>
   <w:style w:type="table" w:default="1" w:styleId="TableNormal">
